--- a/packages/backend/src/usagers/utils/custom-docs/tests/docx-for-tests/all_keys.docx
+++ b/packages/backend/src/usagers/utils/custom-docs/tests/docx-for-tests/all_keys.docx
@@ -3131,7 +3131,7 @@
                 <w:rStyle w:val="CodeHTML"/>
                 <w:rFonts w:ascii="Arial" w:eastAsia="Arial" w:hAnsi="Arial" w:cs="Arial"/>
               </w:rPr>
-              <w:t>{DATE_PREMIERE_DOM_FORMAT_COURT}</w:t>
+              <w:t>{DATE_PREMIERE_DOM_FORMAT_COURT} {DATE_ANCIENNETE_DOM} {DATE_ANCIENNETE_DOM_FORMAT_COURT}</w:t>
             </w:r>
           </w:p>
         </w:tc>
